--- a/data/cvs/cv_119_Sai_Group_Ltd_Customer_Support_Executive__AI_Platform.docx
+++ b/data/cvs/cv_119_Sai_Group_Ltd_Customer_Support_Executive__AI_Platform.docx
@@ -86,7 +86,7 @@
         <w:rPr>
           <w:sz w:val="20"/>
         </w:rPr>
-        <w:t>Full Stack Developer and AI Data Engineer with a focus on building intelligent systems. I have experience in both front-end and back-end development, working with React, Node.js, and Python. Skilled in data annotation, model evaluation, and prompt engineering for AI-driven solutions. Currently, I'm leading AI integration projects at Copy Cat Group, including an SAP API + Credit Control System and an AI Tender Scraping Pipeline.</w:t>
+        <w:t>Full Stack Developer and AI engineer with a background in data annotation and evaluation. I've worked with diverse technologies, from Python and React to PostgreSQL and MongoDB, and have experience in both U.S. and Kenyan tech companies. Currently, I'm building production systems at Copy Cat Group, including an AI-powered tender scraping pipeline and an SAP API integration, while also contributing to system design and business requirements documentation.</w:t>
       </w:r>
     </w:p>
     <w:p>
@@ -313,7 +313,19 @@
         <w:rPr>
           <w:sz w:val="20"/>
         </w:rPr>
-        <w:t>Leading the integration of SAP APIs with an internal Credit Control System, automating processes for OA and IT business units.</w:t>
+        <w:t>Integrating SAP APIs with an internal Credit Control System, automating processes for OA and IT business units.</w:t>
+      </w:r>
+    </w:p>
+    <w:p>
+      <w:pPr>
+        <w:pStyle w:val="ListBullet"/>
+        <w:spacing w:before="0" w:after="20"/>
+      </w:pPr>
+      <w:r>
+        <w:rPr>
+          <w:sz w:val="20"/>
+        </w:rPr>
+        <w:t>Authoring System Design Documents (SDDs) and Business Requirements Documents (BRDs) to define project scope and architecture.</w:t>
       </w:r>
     </w:p>
     <w:p>
@@ -337,7 +349,7 @@
         <w:rPr>
           <w:sz w:val="20"/>
         </w:rPr>
-        <w:t>Authoring technical documentation: BRD, SDD, and MVP Product Tracker to define and deliver client-facing initiatives.</w:t>
+        <w:t>Building full-stack applications with Python backends, REST APIs, and React frontends, ensuring usability and accessibility.</w:t>
       </w:r>
     </w:p>
     <w:p>
